--- a/resources/student-study-guide/Design 1 - Student Study Guide.docx
+++ b/resources/student-study-guide/Design 1 - Student Study Guide.docx
@@ -2346,7 +2346,7 @@
           </w:tcPr>
           <w:p>
             <w:r>
-              <w:t>A heading tag (h1 through h6) that labels a page or section, with h1 the most important and h6 the least. Not the same as the &lt;title&gt; tag.</w:t>
+              <w:t>A title tag (h1 through h6) that labels a page or section, with h1 the most important and h6 the least.</w:t>
             </w:r>
           </w:p>
         </w:tc>
@@ -9564,7 +9564,7 @@
           </w:tcPr>
           <w:p>
             <w:r>
-              <w:t>A heading tag (h1 through h6) that labels a page or section, with h1 the most important and h6 the least. Not the same as the &lt;title&gt; tag.</w:t>
+              <w:t>A title tag (h1 through h6) that labels a page or section, with h1 the most important and h6 the least.</w:t>
             </w:r>
           </w:p>
         </w:tc>

--- a/resources/student-study-guide/Design 1 - Student Study Guide.docx
+++ b/resources/student-study-guide/Design 1 - Student Study Guide.docx
@@ -2346,7 +2346,7 @@
           </w:tcPr>
           <w:p>
             <w:r>
-              <w:t>A title tag (h1 through h6) that labels a page or section, with h1 the most important and h6 the least.</w:t>
+              <w:t>A heading tag (h1 through h6) that labels a page or section, with h1 the most important and h6 the least.</w:t>
             </w:r>
           </w:p>
         </w:tc>
@@ -9564,7 +9564,7 @@
           </w:tcPr>
           <w:p>
             <w:r>
-              <w:t>A title tag (h1 through h6) that labels a page or section, with h1 the most important and h6 the least.</w:t>
+              <w:t>A heading tag (h1 through h6) that labels a page or section, with h1 the most important and h6 the least.</w:t>
             </w:r>
           </w:p>
         </w:tc>
